--- a/data/cvs/cv_138_Miragon_Full_Stack_Developer__m_w_d_.docx
+++ b/data/cvs/cv_138_Miragon_Full_Stack_Developer__m_w_d_.docx
@@ -86,7 +86,7 @@
         <w:rPr>
           <w:sz w:val="20"/>
         </w:rPr>
-        <w:t>Full Stack Developer with a focus on AI-driven solutions, currently building production systems at Copy Cat Group. I work across the entire stack, from Python backends to React frontends, and have deep experience in AI data work, including model evaluation, prompt engineering, and dataset structuring. My recent projects include integrating SAP APIs with an internal credit control system, designing system architecture for enterprise applications, and building an AI-powered tender scraping pipeline.</w:t>
+        <w:t>Full Stack Developer with a focus on AI-driven solutions, currently building production systems at Copy Cat Group. I work across the entire stack, from Python backends and REST APIs to React frontends, with a recent emphasis on AI integration. My experience includes developing full-stack applications, integrating APIs, and implementing AI-powered automation, with a track record of successful projects across both enterprise and startup environments.</w:t>
       </w:r>
     </w:p>
     <w:p>
@@ -155,7 +155,7 @@
         <w:rPr>
           <w:sz w:val="20"/>
         </w:rPr>
-        <w:t>PostgreSQL, MySQL, MongoDB, SQLite, Relational Databases</w:t>
+        <w:t>PostgreSQL, MySQL, MongoDB, SQLite</w:t>
       </w:r>
     </w:p>
     <w:p>
@@ -191,7 +191,7 @@
         <w:rPr>
           <w:sz w:val="20"/>
         </w:rPr>
-        <w:t>LLM Evaluation, Prompt Engineering, Dataset Structuring, Model Alignment, Multimodal AI Training</w:t>
+        <w:t>LLM Evaluation, Prompt Engineering, Dataset Structuring, Multimodal AI Training</w:t>
       </w:r>
     </w:p>
     <w:p>
@@ -209,7 +209,7 @@
         <w:rPr>
           <w:sz w:val="20"/>
         </w:rPr>
-        <w:t>n8n, Playwright, Web Scraping, REST APIs, CI/CD, GitHub Actions</w:t>
+        <w:t>n8n, Playwright, Web Scraping, REST APIs, CI/CD</w:t>
       </w:r>
     </w:p>
     <w:p>
@@ -227,7 +227,7 @@
         <w:rPr>
           <w:sz w:val="20"/>
         </w:rPr>
-        <w:t>Git, GitHub, Docker, Oracle Cloud, Google Cloud Platform, Kubernetes</w:t>
+        <w:t>Git, GitHub Actions, Google Cloud Platform, Kubernetes, Docker</w:t>
       </w:r>
     </w:p>
     <w:p>
@@ -245,7 +245,7 @@
         <w:rPr>
           <w:sz w:val="20"/>
         </w:rPr>
-        <w:t>Web Development, Software Development, Software Architecture, System Integration, Code Reviews, Testing, DevOps, Performance Optimization</w:t>
+        <w:t>DevOps, Cloud technologies, Open-Source, Camunda, Software development, Web development, Full-Stack development, Architecture design, Implementation, Rollout</w:t>
       </w:r>
     </w:p>
     <w:p>
@@ -263,7 +263,7 @@
         <w:rPr>
           <w:sz w:val="20"/>
         </w:rPr>
-        <w:t>Scalability, Requirements Analysis, Solution Design, Full-Stack Development, Cloud Computing, Technical Communication, Project Management, Agile Methodologies, Continuous Improvement</w:t>
+        <w:t>System integration, API design, Code reviews, Testing, Performance optimization, Scalability, Technical analysis, Problem-solving, Communication, Project management</w:t>
       </w:r>
     </w:p>
     <w:p>
@@ -313,7 +313,7 @@
         <w:rPr>
           <w:sz w:val="20"/>
         </w:rPr>
-        <w:t>Integrating SAP APIs with an internal credit control system, creating a live, automated process for OA and IT business units.</w:t>
+        <w:t>Integrating SAP APIs with an internal Credit Control System for automated OA and IT processes.</w:t>
       </w:r>
     </w:p>
     <w:p>
@@ -325,7 +325,7 @@
         <w:rPr>
           <w:sz w:val="20"/>
         </w:rPr>
-        <w:t>Designing and documenting system architecture for enterprise applications, including application, data, integration, and security layers.</w:t>
+        <w:t>Authoring comprehensive System Design Documents (SDDs) for Application, Data, Integration, and Security Architecture.</w:t>
       </w:r>
     </w:p>
     <w:p>
@@ -337,7 +337,7 @@
         <w:rPr>
           <w:sz w:val="20"/>
         </w:rPr>
-        <w:t>Building an AI-powered tender scraping pipeline, automating the discovery and processing of tender opportunities.</w:t>
+        <w:t>Designing and prototyping an AI-powered tender scraping pipeline to automate tender discovery and processing.</w:t>
       </w:r>
     </w:p>
     <w:p>
@@ -372,7 +372,31 @@
         <w:rPr>
           <w:sz w:val="20"/>
         </w:rPr>
-        <w:t>Generating difference-based captions for multimodal datasets, improving model accuracy through detailed annotations.</w:t>
+        <w:t>Train AI models by generating accurate difference-based captions for multimodal datasets</w:t>
+      </w:r>
+    </w:p>
+    <w:p>
+      <w:pPr>
+        <w:pStyle w:val="ListBullet"/>
+        <w:spacing w:before="0" w:after="20"/>
+      </w:pPr>
+      <w:r>
+        <w:rPr>
+          <w:sz w:val="20"/>
+        </w:rPr>
+        <w:t>Perform categorisation, bounding, consistency checks, and image-level validation to improve multimodal model accuracy</w:t>
+      </w:r>
+    </w:p>
+    <w:p>
+      <w:pPr>
+        <w:pStyle w:val="ListBullet"/>
+        <w:spacing w:before="0" w:after="20"/>
+      </w:pPr>
+      <w:r>
+        <w:rPr>
+          <w:sz w:val="20"/>
+        </w:rPr>
+        <w:t>Contribute high-quality annotated outputs that directly feed into production AI model training pipelines</w:t>
       </w:r>
     </w:p>
     <w:p>
@@ -407,7 +431,31 @@
         <w:rPr>
           <w:sz w:val="20"/>
         </w:rPr>
-        <w:t>Developing full-stack solutions for diverse clients, including UI components, API optimisation, and CMS-based website systems.</w:t>
+        <w:t>Developed and delivered full-stack solutions for U.S.-based clients across different sectors</w:t>
+      </w:r>
+    </w:p>
+    <w:p>
+      <w:pPr>
+        <w:pStyle w:val="ListBullet"/>
+        <w:spacing w:before="0" w:after="20"/>
+      </w:pPr>
+      <w:r>
+        <w:rPr>
+          <w:sz w:val="20"/>
+        </w:rPr>
+        <w:t>Built UI components, optimised APIs, and handled CMS-based website systems</w:t>
+      </w:r>
+    </w:p>
+    <w:p>
+      <w:pPr>
+        <w:pStyle w:val="ListBullet"/>
+        <w:spacing w:before="0" w:after="20"/>
+      </w:pPr>
+      <w:r>
+        <w:rPr>
+          <w:sz w:val="20"/>
+        </w:rPr>
+        <w:t>Collaborated with remote teams to debug, improve performance, and implement client feedback</w:t>
       </w:r>
     </w:p>
     <w:p>
@@ -442,7 +490,31 @@
         <w:rPr>
           <w:sz w:val="20"/>
         </w:rPr>
-        <w:t>Creating structured datasets for health and agriculture AI systems, ensuring annotation quality across multilingual data.</w:t>
+        <w:t>Annotated and evaluated datasets for health and agriculture AI systems</w:t>
+      </w:r>
+    </w:p>
+    <w:p>
+      <w:pPr>
+        <w:pStyle w:val="ListBullet"/>
+        <w:spacing w:before="0" w:after="20"/>
+      </w:pPr>
+      <w:r>
+        <w:rPr>
+          <w:sz w:val="20"/>
+        </w:rPr>
+        <w:t>Performed intent detection, slot tagging, utterance verification, and structured dataset creation</w:t>
+      </w:r>
+    </w:p>
+    <w:p>
+      <w:pPr>
+        <w:pStyle w:val="ListBullet"/>
+        <w:spacing w:before="0" w:after="20"/>
+      </w:pPr>
+      <w:r>
+        <w:rPr>
+          <w:sz w:val="20"/>
+        </w:rPr>
+        <w:t>Ensured annotation quality and consistency across multilingual and multimodal training data</w:t>
       </w:r>
     </w:p>
     <w:p>
